--- a/pr-preview/pr-257/mcmc-handout-tracked-changes.docx
+++ b/pr-preview/pr-257/mcmc-handout-tracked-changes.docx
@@ -16,7 +16,7 @@
       </w:pPr>
       <w:del w:id="1" w:author="PR Preview" w:date="2026-01-01T00:00:00Z">
         <w:r>
-          <w:delText xml:space="preserve">Last modified: 2026-10-16 05:21:29 (PDT)</w:delText>
+          <w:delText xml:space="preserve">Last modified: 2026-10-16 07:21:05 (PDT)</w:delText>
         </w:r>
       </w:del>
     </w:p>
@@ -26,7 +26,7 @@
       </w:pPr>
       <w:ins w:id="2" w:author="PR Preview" w:date="2026-01-01T00:00:00Z">
         <w:r>
-          <w:t xml:space="preserve">Last modified: 2026-10-16 05:26:23 (PDT)</w:t>
+          <w:t xml:space="preserve">Last modified: 2026-10-16 10:01:37 (PDT)</w:t>
         </w:r>
       </w:ins>
     </w:p>
@@ -10498,56 +10498,36 @@
       <w:pPr>
         <w:pStyle w:val="BodyText"/>
       </w:pPr>
-      <w:del w:id="3" w:author="PR Preview" w:date="2026-01-01T00:00:00Z">
-        <w:r>
-          <w:delText xml:space="preserve">Under conditions on its transition probabilities</w:delText>
-        </w:r>
-      </w:del>
-      <w:del w:id="4" w:author="PR Preview" w:date="2026-01-01T00:00:00Z">
-        <w:r>
-          <w:delText xml:space="preserve"> </w:delText>
-        </w:r>
-      </w:del>
-      <w:del w:id="5" w:author="PR Preview" w:date="2026-01-01T00:00:00Z">
-        <w:r>
-          <w:delText xml:space="preserve">(irreducibility, aperiodicity and positive recurrence;</w:delText>
-        </w:r>
-      </w:del>
-      <w:del w:id="6" w:author="PR Preview" w:date="2026-01-01T00:00:00Z">
-        <w:r>
-          <w:delText xml:space="preserve"> </w:delText>
-        </w:r>
-      </w:del>
-      <w:del w:id="7" w:author="PR Preview" w:date="2026-01-01T00:00:00Z">
-        <w:r>
-          <w:delText xml:space="preserve">for a continuous parameter, Harris positive recurrence),</w:delText>
-        </w:r>
-      </w:del>
-      <w:del w:id="8" w:author="PR Preview" w:date="2026-01-01T00:00:00Z">
-        <w:r>
-          <w:delText xml:space="preserve"> </w:delText>
-        </w:r>
-      </w:del>
-      <w:del w:id="9" w:author="PR Preview" w:date="2026-01-01T00:00:00Z">
-        <w:r>
-          <w:delText xml:space="preserve">a Markov chain has a unique stationary distribution</w:delText>
-        </w:r>
-      </w:del>
-      <w:del w:id="10" w:author="PR Preview" w:date="2026-01-01T00:00:00Z">
-        <w:r>
-          <w:delText xml:space="preserve"> </w:delText>
-        </w:r>
-      </w:del>
-      <w:del w:id="11" w:author="PR Preview" w:date="2026-01-01T00:00:00Z">
-        <w:r>
-          <w:delText xml:space="preserve">and the distribution of</w:delText>
-        </w:r>
-      </w:del>
-      <w:del w:id="12" w:author="PR Preview" w:date="2026-01-01T00:00:00Z">
-        <w:r>
-          <w:delText xml:space="preserve"> </w:delText>
-        </w:r>
-      </w:del>
+      <w:r>
+        <w:t xml:space="preserve">Under conditions on its transition probabilities</w:t>
+      </w:r>
+      <w:r>
+        <w:t xml:space="preserve"> </w:t>
+      </w:r>
+      <w:r>
+        <w:t xml:space="preserve">(irreducibility, aperiodicity and positive recurrence;</w:t>
+      </w:r>
+      <w:r>
+        <w:t xml:space="preserve"> </w:t>
+      </w:r>
+      <w:r>
+        <w:t xml:space="preserve">for a continuous parameter, Harris positive recurrence),</w:t>
+      </w:r>
+      <w:r>
+        <w:t xml:space="preserve"> </w:t>
+      </w:r>
+      <w:r>
+        <w:t xml:space="preserve">a Markov chain has a unique stationary distribution</w:t>
+      </w:r>
+      <w:r>
+        <w:t xml:space="preserve"> </w:t>
+      </w:r>
+      <w:r>
+        <w:t xml:space="preserve">and the distribution of</w:t>
+      </w:r>
+      <w:r>
+        <w:t xml:space="preserve"> </w:t>
+      </w:r>
       <m:oMath>
         <m:sSup>
           <m:e>
@@ -10586,91 +10566,57 @@
           </m:sup>
         </m:sSup>
       </m:oMath>
-      <w:del w:id="13" w:author="PR Preview" w:date="2026-01-01T00:00:00Z">
-        <w:r>
-          <w:delText xml:space="preserve"> </w:delText>
-        </w:r>
-      </w:del>
-      <w:del w:id="14" w:author="PR Preview" w:date="2026-01-01T00:00:00Z">
-        <w:r>
-          <w:delText xml:space="preserve">converges to it</w:delText>
-        </w:r>
-      </w:del>
-      <w:del w:id="15" w:author="PR Preview" w:date="2026-01-01T00:00:00Z">
-        <w:r>
-          <w:delText xml:space="preserve"> </w:delText>
-        </w:r>
-      </w:del>
-      <w:del w:id="16" w:author="PR Preview" w:date="2026-01-01T00:00:00Z">
-        <w:r>
-          <w:delText xml:space="preserve">(Gelman et al. 2013, sec. 11.2, p. 279; Robert and Casella 2004, sec. 6.6.1, Theorem 6.51, p. 234)</w:delText>
-        </w:r>
-      </w:del>
-      <w:del w:id="17" w:author="PR Preview" w:date="2026-01-01T00:00:00Z">
-        <w:r>
-          <w:delText xml:space="preserve">.</w:delText>
-        </w:r>
-      </w:del>
-      <w:del w:id="18" w:author="PR Preview" w:date="2026-01-01T00:00:00Z">
-        <w:r>
-          <w:delText xml:space="preserve"> </w:delText>
-        </w:r>
-      </w:del>
-      <w:del w:id="19" w:author="PR Preview" w:date="2026-01-01T00:00:00Z">
-        <w:r>
-          <w:delText xml:space="preserve">Averages along the chain also converge to expectations under that distribution,</w:delText>
-        </w:r>
-      </w:del>
-      <w:del w:id="20" w:author="PR Preview" w:date="2026-01-01T00:00:00Z">
-        <w:r>
-          <w:delText xml:space="preserve"> </w:delText>
-        </w:r>
-      </w:del>
-      <w:del w:id="21" w:author="PR Preview" w:date="2026-01-01T00:00:00Z">
-        <w:r>
-          <w:delText xml:space="preserve">even though successive values are correlated</w:delText>
-        </w:r>
-      </w:del>
-      <w:del w:id="22" w:author="PR Preview" w:date="2026-01-01T00:00:00Z">
-        <w:r>
-          <w:delText xml:space="preserve"> </w:delText>
-        </w:r>
-      </w:del>
-      <w:del w:id="23" w:author="PR Preview" w:date="2026-01-01T00:00:00Z">
-        <w:r>
-          <w:delText xml:space="preserve">(Robert and Casella 2004, sec. 6.7.1, Theorem 6.63, p. 241; Robert and Casella 2004, sec. 7.2, p. 269)</w:delText>
-        </w:r>
-      </w:del>
-      <w:del w:id="24" w:author="PR Preview" w:date="2026-01-01T00:00:00Z">
-        <w:r>
-          <w:delText xml:space="preserve">.</w:delText>
-        </w:r>
-      </w:del>
-      <w:del w:id="25" w:author="PR Preview" w:date="2026-01-01T00:00:00Z">
-        <w:r>
-          <w:delText xml:space="preserve"> </w:delText>
-        </w:r>
-      </w:del>
-      <w:del w:id="26" w:author="PR Preview" w:date="2026-01-01T00:00:00Z">
-        <w:r>
-          <w:delText xml:space="preserve">MCMC algorithms construct a Markov chain</w:delText>
-        </w:r>
-      </w:del>
-      <w:del w:id="27" w:author="PR Preview" w:date="2026-01-01T00:00:00Z">
-        <w:r>
-          <w:delText xml:space="preserve"> </w:delText>
-        </w:r>
-      </w:del>
-      <w:del w:id="28" w:author="PR Preview" w:date="2026-01-01T00:00:00Z">
-        <w:r>
-          <w:delText xml:space="preserve">whose stationary distribution is the posterior</w:delText>
-        </w:r>
-      </w:del>
-      <w:del w:id="29" w:author="PR Preview" w:date="2026-01-01T00:00:00Z">
-        <w:r>
-          <w:delText xml:space="preserve"> </w:delText>
-        </w:r>
-      </w:del>
+      <w:r>
+        <w:t xml:space="preserve"> </w:t>
+      </w:r>
+      <w:r>
+        <w:t xml:space="preserve">converges to it</w:t>
+      </w:r>
+      <w:r>
+        <w:t xml:space="preserve"> </w:t>
+      </w:r>
+      <w:r>
+        <w:t xml:space="preserve">(Gelman et al. 2013, sec. 11.2, p. 279; Robert and Casella 2004, sec. 6.6.1, Theorem 6.51, p. 234)</w:t>
+      </w:r>
+      <w:r>
+        <w:t xml:space="preserve">.</w:t>
+      </w:r>
+      <w:r>
+        <w:t xml:space="preserve"> </w:t>
+      </w:r>
+      <w:r>
+        <w:t xml:space="preserve">Sample means along the chain also converge to expectations under that distribution,</w:t>
+      </w:r>
+      <w:r>
+        <w:t xml:space="preserve"> </w:t>
+      </w:r>
+      <w:r>
+        <w:t xml:space="preserve">even though successive values are correlated</w:t>
+      </w:r>
+      <w:r>
+        <w:t xml:space="preserve"> </w:t>
+      </w:r>
+      <w:r>
+        <w:t xml:space="preserve">(Robert and Casella 2004, sec. 6.7.1, Theorem 6.63, p. 241; Robert and Casella 2004, sec. 7.2, p. 269)</w:t>
+      </w:r>
+      <w:r>
+        <w:t xml:space="preserve">.</w:t>
+      </w:r>
+      <w:r>
+        <w:t xml:space="preserve"> </w:t>
+      </w:r>
+      <w:r>
+        <w:t xml:space="preserve">MCMC algorithms construct a Markov chain</w:t>
+      </w:r>
+      <w:r>
+        <w:t xml:space="preserve"> </w:t>
+      </w:r>
+      <w:r>
+        <w:t xml:space="preserve">whose stationary distribution is the posterior</w:t>
+      </w:r>
+      <w:r>
+        <w:t xml:space="preserve"> </w:t>
+      </w:r>
       <m:oMath>
         <m:r>
           <m:rPr>
@@ -10727,360 +10673,44 @@
           <m:t>)</m:t>
         </m:r>
       </m:oMath>
-      <w:del w:id="30" w:author="PR Preview" w:date="2026-01-01T00:00:00Z">
+      <w:r>
+        <w:t xml:space="preserve"> </w:t>
+      </w:r>
+      <w:r>
+        <w:t xml:space="preserve">(Gelman et al. 2013, chap. 11, p. 275)</w:t>
+      </w:r>
+      <w:r>
+        <w:t xml:space="preserve">,</w:t>
+      </w:r>
+      <w:r>
+        <w:t xml:space="preserve"> </w:t>
+      </w:r>
+      <w:r>
+        <w:t xml:space="preserve">so that</w:t>
+      </w:r>
+      <w:r>
+        <w:t xml:space="preserve"> </w:t>
+      </w:r>
+      <w:hyperlink w:anchor="def-monte-carlo-estimate">
         <w:r>
-          <w:delText xml:space="preserve"> </w:delText>
+          <w:rPr>
+            <w:rStyle w:val="Hyperlink"/>
+          </w:rPr>
+          <w:t xml:space="preserve">Monte Carlo estimates</w:t>
         </w:r>
-      </w:del>
-      <w:del w:id="31" w:author="PR Preview" w:date="2026-01-01T00:00:00Z">
-        <w:r>
-          <w:delText xml:space="preserve">(Gelman et al. 2013, chap. 11, p. 275)</w:delText>
-        </w:r>
-      </w:del>
-      <w:del w:id="32" w:author="PR Preview" w:date="2026-01-01T00:00:00Z">
-        <w:r>
-          <w:delText xml:space="preserve">,</w:delText>
-        </w:r>
-      </w:del>
-      <w:del w:id="33" w:author="PR Preview" w:date="2026-01-01T00:00:00Z">
-        <w:r>
-          <w:delText xml:space="preserve"> </w:delText>
-        </w:r>
-      </w:del>
-      <w:del w:id="34" w:author="PR Preview" w:date="2026-01-01T00:00:00Z">
-        <w:r>
-          <w:delText xml:space="preserve">so that</w:delText>
-        </w:r>
-      </w:del>
-      <w:del w:id="35" w:author="PR Preview" w:date="2026-01-01T00:00:00Z">
-        <w:r>
-          <w:delText xml:space="preserve"> </w:delText>
-        </w:r>
-      </w:del>
-      <w:hyperlink w:anchor="def-monte-carlo-estimate">
-        <w:del w:id="36" w:author="PR Preview" w:date="2026-01-01T00:00:00Z">
-          <w:r>
-            <w:rPr>
-              <w:rStyle w:val="Hyperlink"/>
-            </w:rPr>
-            <w:delText xml:space="preserve">Monte Carlo estimates</w:delText>
-          </w:r>
-        </w:del>
       </w:hyperlink>
-      <w:del w:id="37" w:author="PR Preview" w:date="2026-01-01T00:00:00Z">
-        <w:r>
-          <w:delText xml:space="preserve"> </w:delText>
-        </w:r>
-      </w:del>
-      <w:del w:id="38" w:author="PR Preview" w:date="2026-01-01T00:00:00Z">
-        <w:r>
-          <w:delText xml:space="preserve">can be computed from the chain’s values</w:delText>
-        </w:r>
-      </w:del>
-      <w:del w:id="39" w:author="PR Preview" w:date="2026-01-01T00:00:00Z">
-        <w:r>
-          <w:delText xml:space="preserve"> </w:delText>
-        </w:r>
-      </w:del>
-      <w:del w:id="40" w:author="PR Preview" w:date="2026-01-01T00:00:00Z">
-        <w:r>
-          <w:delText xml:space="preserve">in place of independent draws.</w:delText>
-        </w:r>
-      </w:del>
-    </w:p>
-    <w:p>
-      <w:pPr>
-        <w:pStyle w:val="BodyText"/>
-      </w:pPr>
-      <w:ins w:id="41" w:author="PR Preview" w:date="2026-01-01T00:00:00Z">
-        <w:r>
-          <w:t xml:space="preserve">Under conditions on its transition probabilities</w:t>
-        </w:r>
-      </w:ins>
-      <w:ins w:id="42" w:author="PR Preview" w:date="2026-01-01T00:00:00Z">
-        <w:r>
-          <w:t xml:space="preserve"> </w:t>
-        </w:r>
-      </w:ins>
-      <w:ins w:id="43" w:author="PR Preview" w:date="2026-01-01T00:00:00Z">
-        <w:r>
-          <w:t xml:space="preserve">(irreducibility, aperiodicity and positive recurrence;</w:t>
-        </w:r>
-      </w:ins>
-      <w:ins w:id="44" w:author="PR Preview" w:date="2026-01-01T00:00:00Z">
-        <w:r>
-          <w:t xml:space="preserve"> </w:t>
-        </w:r>
-      </w:ins>
-      <w:ins w:id="45" w:author="PR Preview" w:date="2026-01-01T00:00:00Z">
-        <w:r>
-          <w:t xml:space="preserve">for a continuous parameter, Harris positive recurrence),</w:t>
-        </w:r>
-      </w:ins>
-      <w:ins w:id="46" w:author="PR Preview" w:date="2026-01-01T00:00:00Z">
-        <w:r>
-          <w:t xml:space="preserve"> </w:t>
-        </w:r>
-      </w:ins>
-      <w:ins w:id="47" w:author="PR Preview" w:date="2026-01-01T00:00:00Z">
-        <w:r>
-          <w:t xml:space="preserve">a Markov chain has a unique stationary distribution</w:t>
-        </w:r>
-      </w:ins>
-      <w:ins w:id="48" w:author="PR Preview" w:date="2026-01-01T00:00:00Z">
-        <w:r>
-          <w:t xml:space="preserve"> </w:t>
-        </w:r>
-      </w:ins>
-      <w:ins w:id="49" w:author="PR Preview" w:date="2026-01-01T00:00:00Z">
-        <w:r>
-          <w:t xml:space="preserve">and the distribution of</w:t>
-        </w:r>
-      </w:ins>
-      <w:ins w:id="50" w:author="PR Preview" w:date="2026-01-01T00:00:00Z">
-        <w:r>
-          <w:t xml:space="preserve"> </w:t>
-        </w:r>
-      </w:ins>
-      <m:oMath>
-        <m:sSup>
-          <m:e>
-            <m:limLow>
-              <m:e>
-                <m:r>
-                  <m:t>θ</m:t>
-                </m:r>
-              </m:e>
-              <m:lim>
-                <m:r>
-                  <m:rPr>
-                    <m:sty m:val="p"/>
-                  </m:rPr>
-                  <m:t>∼</m:t>
-                </m:r>
-              </m:lim>
-            </m:limLow>
-          </m:e>
-          <m:sup>
-            <m:r>
-              <m:rPr>
-                <m:sty m:val="p"/>
-              </m:rPr>
-              <m:t>(</m:t>
-            </m:r>
-            <m:r>
-              <m:t>t</m:t>
-            </m:r>
-            <m:r>
-              <m:rPr>
-                <m:sty m:val="p"/>
-              </m:rPr>
-              <m:t>)</m:t>
-            </m:r>
-          </m:sup>
-        </m:sSup>
-      </m:oMath>
-      <w:ins w:id="51" w:author="PR Preview" w:date="2026-01-01T00:00:00Z">
-        <w:r>
-          <w:t xml:space="preserve"> </w:t>
-        </w:r>
-      </w:ins>
-      <w:ins w:id="52" w:author="PR Preview" w:date="2026-01-01T00:00:00Z">
-        <w:r>
-          <w:t xml:space="preserve">converges to it</w:t>
-        </w:r>
-      </w:ins>
-      <w:ins w:id="53" w:author="PR Preview" w:date="2026-01-01T00:00:00Z">
-        <w:r>
-          <w:t xml:space="preserve"> </w:t>
-        </w:r>
-      </w:ins>
-      <w:ins w:id="54" w:author="PR Preview" w:date="2026-01-01T00:00:00Z">
-        <w:r>
-          <w:t xml:space="preserve">(Gelman et al. 2013, sec. 11.2, p. 279; Robert and Casella 2004, sec. 6.6.1, Theorem 6.51, p. 234)</w:t>
-        </w:r>
-      </w:ins>
-      <w:ins w:id="55" w:author="PR Preview" w:date="2026-01-01T00:00:00Z">
-        <w:r>
-          <w:t xml:space="preserve">.</w:t>
-        </w:r>
-      </w:ins>
-      <w:ins w:id="56" w:author="PR Preview" w:date="2026-01-01T00:00:00Z">
-        <w:r>
-          <w:t xml:space="preserve"> </w:t>
-        </w:r>
-      </w:ins>
-      <w:ins w:id="57" w:author="PR Preview" w:date="2026-01-01T00:00:00Z">
-        <w:r>
-          <w:t xml:space="preserve">Sample means along the chain also converge to expectations under that distribution,</w:t>
-        </w:r>
-      </w:ins>
-      <w:ins w:id="58" w:author="PR Preview" w:date="2026-01-01T00:00:00Z">
-        <w:r>
-          <w:t xml:space="preserve"> </w:t>
-        </w:r>
-      </w:ins>
-      <w:ins w:id="59" w:author="PR Preview" w:date="2026-01-01T00:00:00Z">
-        <w:r>
-          <w:t xml:space="preserve">even though successive values are correlated</w:t>
-        </w:r>
-      </w:ins>
-      <w:ins w:id="60" w:author="PR Preview" w:date="2026-01-01T00:00:00Z">
-        <w:r>
-          <w:t xml:space="preserve"> </w:t>
-        </w:r>
-      </w:ins>
-      <w:ins w:id="61" w:author="PR Preview" w:date="2026-01-01T00:00:00Z">
-        <w:r>
-          <w:t xml:space="preserve">(Robert and Casella 2004, sec. 6.7.1, Theorem 6.63, p. 241; Robert and Casella 2004, sec. 7.2, p. 269)</w:t>
-        </w:r>
-      </w:ins>
-      <w:ins w:id="62" w:author="PR Preview" w:date="2026-01-01T00:00:00Z">
-        <w:r>
-          <w:t xml:space="preserve">.</w:t>
-        </w:r>
-      </w:ins>
-      <w:ins w:id="63" w:author="PR Preview" w:date="2026-01-01T00:00:00Z">
-        <w:r>
-          <w:t xml:space="preserve"> </w:t>
-        </w:r>
-      </w:ins>
-      <w:ins w:id="64" w:author="PR Preview" w:date="2026-01-01T00:00:00Z">
-        <w:r>
-          <w:t xml:space="preserve">MCMC algorithms construct a Markov chain</w:t>
-        </w:r>
-      </w:ins>
-      <w:ins w:id="65" w:author="PR Preview" w:date="2026-01-01T00:00:00Z">
-        <w:r>
-          <w:t xml:space="preserve"> </w:t>
-        </w:r>
-      </w:ins>
-      <w:ins w:id="66" w:author="PR Preview" w:date="2026-01-01T00:00:00Z">
-        <w:r>
-          <w:t xml:space="preserve">whose stationary distribution is the posterior</w:t>
-        </w:r>
-      </w:ins>
-      <w:ins w:id="67" w:author="PR Preview" w:date="2026-01-01T00:00:00Z">
-        <w:r>
-          <w:t xml:space="preserve"> </w:t>
-        </w:r>
-      </w:ins>
-      <m:oMath>
-        <m:r>
-          <m:rPr>
-            <m:sty m:val="p"/>
-          </m:rPr>
-          <m:t>p</m:t>
-        </m:r>
-        <m:r>
-          <m:rPr>
-            <m:sty m:val="p"/>
-          </m:rPr>
-          <m:t>(</m:t>
-        </m:r>
-        <m:limLow>
-          <m:e>
-            <m:r>
-              <m:t>θ</m:t>
-            </m:r>
-          </m:e>
-          <m:lim>
-            <m:r>
-              <m:rPr>
-                <m:sty m:val="p"/>
-              </m:rPr>
-              <m:t>∼</m:t>
-            </m:r>
-          </m:lim>
-        </m:limLow>
-        <m:r>
-          <m:rPr>
-            <m:sty m:val="p"/>
-          </m:rPr>
-          <m:t>∣</m:t>
-        </m:r>
-        <m:limLow>
-          <m:e>
-            <m:r>
-              <m:t>y</m:t>
-            </m:r>
-          </m:e>
-          <m:lim>
-            <m:r>
-              <m:rPr>
-                <m:sty m:val="p"/>
-              </m:rPr>
-              <m:t>∼</m:t>
-            </m:r>
-          </m:lim>
-        </m:limLow>
-        <m:r>
-          <m:rPr>
-            <m:sty m:val="p"/>
-          </m:rPr>
-          <m:t>)</m:t>
-        </m:r>
-      </m:oMath>
-      <w:ins w:id="68" w:author="PR Preview" w:date="2026-01-01T00:00:00Z">
-        <w:r>
-          <w:t xml:space="preserve"> </w:t>
-        </w:r>
-      </w:ins>
-      <w:ins w:id="69" w:author="PR Preview" w:date="2026-01-01T00:00:00Z">
-        <w:r>
-          <w:t xml:space="preserve">(Gelman et al. 2013, chap. 11, p. 275)</w:t>
-        </w:r>
-      </w:ins>
-      <w:ins w:id="70" w:author="PR Preview" w:date="2026-01-01T00:00:00Z">
-        <w:r>
-          <w:t xml:space="preserve">,</w:t>
-        </w:r>
-      </w:ins>
-      <w:ins w:id="71" w:author="PR Preview" w:date="2026-01-01T00:00:00Z">
-        <w:r>
-          <w:t xml:space="preserve"> </w:t>
-        </w:r>
-      </w:ins>
-      <w:ins w:id="72" w:author="PR Preview" w:date="2026-01-01T00:00:00Z">
-        <w:r>
-          <w:t xml:space="preserve">so that</w:t>
-        </w:r>
-      </w:ins>
-      <w:ins w:id="73" w:author="PR Preview" w:date="2026-01-01T00:00:00Z">
-        <w:r>
-          <w:t xml:space="preserve"> </w:t>
-        </w:r>
-      </w:ins>
-      <w:hyperlink w:anchor="def-monte-carlo-estimate">
-        <w:ins w:id="74" w:author="PR Preview" w:date="2026-01-01T00:00:00Z">
-          <w:r>
-            <w:rPr>
-              <w:rStyle w:val="Hyperlink"/>
-            </w:rPr>
-            <w:t xml:space="preserve">Monte Carlo estimates</w:t>
-          </w:r>
-        </w:ins>
-      </w:hyperlink>
-      <w:ins w:id="75" w:author="PR Preview" w:date="2026-01-01T00:00:00Z">
-        <w:r>
-          <w:t xml:space="preserve"> </w:t>
-        </w:r>
-      </w:ins>
-      <w:ins w:id="76" w:author="PR Preview" w:date="2026-01-01T00:00:00Z">
-        <w:r>
-          <w:t xml:space="preserve">can be computed from the chain’s values</w:t>
-        </w:r>
-      </w:ins>
-      <w:ins w:id="77" w:author="PR Preview" w:date="2026-01-01T00:00:00Z">
-        <w:r>
-          <w:t xml:space="preserve"> </w:t>
-        </w:r>
-      </w:ins>
-      <w:ins w:id="78" w:author="PR Preview" w:date="2026-01-01T00:00:00Z">
-        <w:r>
-          <w:t xml:space="preserve">in place of independent draws.</w:t>
-        </w:r>
-      </w:ins>
+      <w:r>
+        <w:t xml:space="preserve"> </w:t>
+      </w:r>
+      <w:r>
+        <w:t xml:space="preserve">can be computed from the chain’s values</w:t>
+      </w:r>
+      <w:r>
+        <w:t xml:space="preserve"> </w:t>
+      </w:r>
+      <w:r>
+        <w:t xml:space="preserve">in place of independent draws.</w:t>
+      </w:r>
     </w:p>
     <w:bookmarkEnd w:id="37"/>
     <w:bookmarkEnd w:id="38"/>
@@ -15701,16 +15331,12 @@
       <w:pPr>
         <w:pStyle w:val="FirstParagraph"/>
       </w:pPr>
-      <w:del w:id="79" w:author="PR Preview" w:date="2026-01-01T00:00:00Z">
-        <w:r>
-          <w:delText xml:space="preserve">Comparing</w:delText>
-        </w:r>
-      </w:del>
-      <w:del w:id="80" w:author="PR Preview" w:date="2026-01-01T00:00:00Z">
-        <w:r>
-          <w:delText xml:space="preserve"> </w:delText>
-        </w:r>
-      </w:del>
+      <w:r>
+        <w:t xml:space="preserve">Comparing</w:t>
+      </w:r>
+      <w:r>
+        <w:t xml:space="preserve"> </w:t>
+      </w:r>
       <m:oMath>
         <m:r>
           <m:rPr>
@@ -15722,36 +15348,26 @@
           <m:t>u</m:t>
         </m:r>
       </m:oMath>
-      <w:del w:id="81" w:author="PR Preview" w:date="2026-01-01T00:00:00Z">
-        <w:r>
-          <w:delText xml:space="preserve">, for</w:delText>
-        </w:r>
-      </w:del>
-      <w:del w:id="82" w:author="PR Preview" w:date="2026-01-01T00:00:00Z">
-        <w:r>
-          <w:delText xml:space="preserve"> </w:delText>
-        </w:r>
-      </w:del>
+      <w:r>
+        <w:t xml:space="preserve">, for</w:t>
+      </w:r>
+      <w:r>
+        <w:t xml:space="preserve"> </w:t>
+      </w:r>
       <m:oMath>
         <m:r>
           <m:t>u</m:t>
         </m:r>
       </m:oMath>
-      <w:del w:id="83" w:author="PR Preview" w:date="2026-01-01T00:00:00Z">
-        <w:r>
-          <w:delText xml:space="preserve"> </w:delText>
-        </w:r>
-      </w:del>
-      <w:del w:id="84" w:author="PR Preview" w:date="2026-01-01T00:00:00Z">
-        <w:r>
-          <w:delText xml:space="preserve">uniform on</w:delText>
-        </w:r>
-      </w:del>
-      <w:del w:id="85" w:author="PR Preview" w:date="2026-01-01T00:00:00Z">
-        <w:r>
-          <w:delText xml:space="preserve"> </w:delText>
-        </w:r>
-      </w:del>
+      <w:r>
+        <w:t xml:space="preserve"> </w:t>
+      </w:r>
+      <w:r>
+        <w:t xml:space="preserve">uniform on</w:t>
+      </w:r>
+      <w:r>
+        <w:t xml:space="preserve"> </w:t>
+      </w:r>
       <m:oMath>
         <m:r>
           <m:rPr>
@@ -15778,16 +15394,12 @@
           <m:t>)</m:t>
         </m:r>
       </m:oMath>
-      <w:del w:id="86" w:author="PR Preview" w:date="2026-01-01T00:00:00Z">
-        <w:r>
-          <w:delText xml:space="preserve">, with</w:delText>
-        </w:r>
-      </w:del>
-      <w:del w:id="87" w:author="PR Preview" w:date="2026-01-01T00:00:00Z">
-        <w:r>
-          <w:delText xml:space="preserve"> </w:delText>
-        </w:r>
-      </w:del>
+      <w:r>
+        <w:t xml:space="preserve">, with</w:t>
+      </w:r>
+      <w:r>
+        <w:t xml:space="preserve"> </w:t>
+      </w:r>
       <m:oMath>
         <m:r>
           <m:rPr>
@@ -15799,21 +15411,15 @@
           <m:t>α</m:t>
         </m:r>
       </m:oMath>
-      <w:del w:id="88" w:author="PR Preview" w:date="2026-01-01T00:00:00Z">
-        <w:r>
-          <w:delText xml:space="preserve"> </w:delText>
-        </w:r>
-      </w:del>
-      <w:del w:id="89" w:author="PR Preview" w:date="2026-01-01T00:00:00Z">
-        <w:r>
-          <w:delText xml:space="preserve">accepts with probability</w:delText>
-        </w:r>
-      </w:del>
-      <w:del w:id="90" w:author="PR Preview" w:date="2026-01-01T00:00:00Z">
-        <w:r>
-          <w:delText xml:space="preserve"> </w:delText>
-        </w:r>
-      </w:del>
+      <w:r>
+        <w:t xml:space="preserve"> </w:t>
+      </w:r>
+      <w:r>
+        <w:t xml:space="preserve">accepts with probability</w:t>
+      </w:r>
+      <w:r>
+        <w:t xml:space="preserve"> </w:t>
+      </w:r>
       <m:oMath>
         <m:r>
           <m:rPr>
@@ -15846,86 +15452,56 @@
           <m:t>)</m:t>
         </m:r>
       </m:oMath>
-      <w:del w:id="91" w:author="PR Preview" w:date="2026-01-01T00:00:00Z">
-        <w:r>
-          <w:delText xml:space="preserve">,</w:delText>
-        </w:r>
-      </w:del>
-      <w:del w:id="92" w:author="PR Preview" w:date="2026-01-01T00:00:00Z">
-        <w:r>
-          <w:delText xml:space="preserve"> </w:delText>
-        </w:r>
-      </w:del>
-      <w:del w:id="93" w:author="PR Preview" w:date="2026-01-01T00:00:00Z">
-        <w:r>
-          <w:delText xml:space="preserve">and avoids computing</w:delText>
-        </w:r>
-      </w:del>
-      <w:del w:id="94" w:author="PR Preview" w:date="2026-01-01T00:00:00Z">
-        <w:r>
-          <w:delText xml:space="preserve"> </w:delText>
-        </w:r>
-      </w:del>
+      <w:r>
+        <w:t xml:space="preserve">,</w:t>
+      </w:r>
+      <w:r>
+        <w:t xml:space="preserve"> </w:t>
+      </w:r>
+      <w:r>
+        <w:t xml:space="preserve">and avoids computing</w:t>
+      </w:r>
+      <w:r>
+        <w:t xml:space="preserve"> </w:t>
+      </w:r>
       <m:oMath>
         <m:r>
           <m:t>α</m:t>
         </m:r>
       </m:oMath>
-      <w:del w:id="95" w:author="PR Preview" w:date="2026-01-01T00:00:00Z">
-        <w:r>
-          <w:delText xml:space="preserve"> </w:delText>
-        </w:r>
-      </w:del>
-      <w:del w:id="96" w:author="PR Preview" w:date="2026-01-01T00:00:00Z">
-        <w:r>
-          <w:delText xml:space="preserve">itself,</w:delText>
-        </w:r>
-      </w:del>
-      <w:del w:id="97" w:author="PR Preview" w:date="2026-01-01T00:00:00Z">
-        <w:r>
-          <w:delText xml:space="preserve"> </w:delText>
-        </w:r>
-      </w:del>
-      <w:del w:id="98" w:author="PR Preview" w:date="2026-01-01T00:00:00Z">
-        <w:r>
-          <w:delText xml:space="preserve">which can overflow or underflow.</w:delText>
-        </w:r>
-      </w:del>
-      <w:del w:id="99" w:author="PR Preview" w:date="2026-01-01T00:00:00Z">
-        <w:r>
-          <w:delText xml:space="preserve"> </w:delText>
-        </w:r>
-      </w:del>
-      <w:del w:id="100" w:author="PR Preview" w:date="2026-01-01T00:00:00Z">
-        <w:r>
-          <w:delText xml:space="preserve">Every accepted proposal changes the chain’s value,</w:delText>
-        </w:r>
-      </w:del>
-      <w:del w:id="101" w:author="PR Preview" w:date="2026-01-01T00:00:00Z">
-        <w:r>
-          <w:delText xml:space="preserve"> </w:delText>
-        </w:r>
-      </w:del>
-      <w:del w:id="102" w:author="PR Preview" w:date="2026-01-01T00:00:00Z">
-        <w:r>
-          <w:delText xml:space="preserve">so the fraction of iterations that change estimates the acceptance rate.</w:delText>
-        </w:r>
-      </w:del>
-      <w:del w:id="103" w:author="PR Preview" w:date="2026-01-01T00:00:00Z">
-        <w:r>
-          <w:delText xml:space="preserve"> </w:delText>
-        </w:r>
-      </w:del>
-      <w:del w:id="104" w:author="PR Preview" w:date="2026-01-01T00:00:00Z">
-        <w:r>
-          <w:delText xml:space="preserve">The chain’s mean is close to the exact posterior mean</w:delText>
-        </w:r>
-      </w:del>
-      <w:del w:id="105" w:author="PR Preview" w:date="2026-01-01T00:00:00Z">
-        <w:r>
-          <w:delText xml:space="preserve"> </w:delText>
-        </w:r>
-      </w:del>
+      <w:r>
+        <w:t xml:space="preserve"> </w:t>
+      </w:r>
+      <w:r>
+        <w:t xml:space="preserve">itself,</w:t>
+      </w:r>
+      <w:r>
+        <w:t xml:space="preserve"> </w:t>
+      </w:r>
+      <w:r>
+        <w:t xml:space="preserve">which can overflow or underflow.</w:t>
+      </w:r>
+      <w:r>
+        <w:t xml:space="preserve"> </w:t>
+      </w:r>
+      <w:r>
+        <w:t xml:space="preserve">Every accepted proposal changes the chain’s value,</w:t>
+      </w:r>
+      <w:r>
+        <w:t xml:space="preserve"> </w:t>
+      </w:r>
+      <w:r>
+        <w:t xml:space="preserve">so the fraction of iterations that change estimates the acceptance rate.</w:t>
+      </w:r>
+      <w:r>
+        <w:t xml:space="preserve"> </w:t>
+      </w:r>
+      <w:r>
+        <w:t xml:space="preserve">The chain’s sample mean is close to the exact posterior mean</w:t>
+      </w:r>
+      <w:r>
+        <w:t xml:space="preserve"> </w:t>
+      </w:r>
       <m:oMath>
         <m:r>
           <m:t>56</m:t>
@@ -15940,260 +15516,9 @@
           <m:t>93</m:t>
         </m:r>
       </m:oMath>
-      <w:del w:id="106" w:author="PR Preview" w:date="2026-01-01T00:00:00Z">
-        <w:r>
-          <w:delText xml:space="preserve">.</w:delText>
-        </w:r>
-      </w:del>
-    </w:p>
-    <w:p>
-      <w:pPr>
-        <w:pStyle w:val="FirstParagraph"/>
-      </w:pPr>
-      <w:ins w:id="107" w:author="PR Preview" w:date="2026-01-01T00:00:00Z">
-        <w:r>
-          <w:t xml:space="preserve">Comparing</w:t>
-        </w:r>
-      </w:ins>
-      <w:ins w:id="108" w:author="PR Preview" w:date="2026-01-01T00:00:00Z">
-        <w:r>
-          <w:t xml:space="preserve"> </w:t>
-        </w:r>
-      </w:ins>
-      <m:oMath>
-        <m:r>
-          <m:rPr>
-            <m:sty m:val="p"/>
-          </m:rPr>
-          <m:t>log</m:t>
-        </m:r>
-        <m:r>
-          <m:t>u</m:t>
-        </m:r>
-      </m:oMath>
-      <w:ins w:id="109" w:author="PR Preview" w:date="2026-01-01T00:00:00Z">
-        <w:r>
-          <w:t xml:space="preserve">, for</w:t>
-        </w:r>
-      </w:ins>
-      <w:ins w:id="110" w:author="PR Preview" w:date="2026-01-01T00:00:00Z">
-        <w:r>
-          <w:t xml:space="preserve"> </w:t>
-        </w:r>
-      </w:ins>
-      <m:oMath>
-        <m:r>
-          <m:t>u</m:t>
-        </m:r>
-      </m:oMath>
-      <w:ins w:id="111" w:author="PR Preview" w:date="2026-01-01T00:00:00Z">
-        <w:r>
-          <w:t xml:space="preserve"> </w:t>
-        </w:r>
-      </w:ins>
-      <w:ins w:id="112" w:author="PR Preview" w:date="2026-01-01T00:00:00Z">
-        <w:r>
-          <w:t xml:space="preserve">uniform on</w:t>
-        </w:r>
-      </w:ins>
-      <w:ins w:id="113" w:author="PR Preview" w:date="2026-01-01T00:00:00Z">
-        <w:r>
-          <w:t xml:space="preserve"> </w:t>
-        </w:r>
-      </w:ins>
-      <m:oMath>
-        <m:r>
-          <m:rPr>
-            <m:sty m:val="p"/>
-          </m:rPr>
-          <m:t>(</m:t>
-        </m:r>
-        <m:r>
-          <m:t>0</m:t>
-        </m:r>
-        <m:r>
-          <m:rPr>
-            <m:sty m:val="p"/>
-          </m:rPr>
-          <m:t>,</m:t>
-        </m:r>
-        <m:r>
-          <m:t>1</m:t>
-        </m:r>
-        <m:r>
-          <m:rPr>
-            <m:sty m:val="p"/>
-          </m:rPr>
-          <m:t>)</m:t>
-        </m:r>
-      </m:oMath>
-      <w:ins w:id="114" w:author="PR Preview" w:date="2026-01-01T00:00:00Z">
-        <w:r>
-          <w:t xml:space="preserve">, with</w:t>
-        </w:r>
-      </w:ins>
-      <w:ins w:id="115" w:author="PR Preview" w:date="2026-01-01T00:00:00Z">
-        <w:r>
-          <w:t xml:space="preserve"> </w:t>
-        </w:r>
-      </w:ins>
-      <m:oMath>
-        <m:r>
-          <m:rPr>
-            <m:sty m:val="p"/>
-          </m:rPr>
-          <m:t>log</m:t>
-        </m:r>
-        <m:r>
-          <m:t>α</m:t>
-        </m:r>
-      </m:oMath>
-      <w:ins w:id="116" w:author="PR Preview" w:date="2026-01-01T00:00:00Z">
-        <w:r>
-          <w:t xml:space="preserve"> </w:t>
-        </w:r>
-      </w:ins>
-      <w:ins w:id="117" w:author="PR Preview" w:date="2026-01-01T00:00:00Z">
-        <w:r>
-          <w:t xml:space="preserve">accepts with probability</w:t>
-        </w:r>
-      </w:ins>
-      <w:ins w:id="118" w:author="PR Preview" w:date="2026-01-01T00:00:00Z">
-        <w:r>
-          <w:t xml:space="preserve"> </w:t>
-        </w:r>
-      </w:ins>
-      <m:oMath>
-        <m:r>
-          <m:rPr>
-            <m:sty m:val="p"/>
-          </m:rPr>
-          <m:t>min</m:t>
-        </m:r>
-        <m:r>
-          <m:rPr>
-            <m:sty m:val="p"/>
-          </m:rPr>
-          <m:t>(</m:t>
-        </m:r>
-        <m:r>
-          <m:t>1</m:t>
-        </m:r>
-        <m:r>
-          <m:rPr>
-            <m:sty m:val="p"/>
-          </m:rPr>
-          <m:t>,</m:t>
-        </m:r>
-        <m:r>
-          <m:t>α</m:t>
-        </m:r>
-        <m:r>
-          <m:rPr>
-            <m:sty m:val="p"/>
-          </m:rPr>
-          <m:t>)</m:t>
-        </m:r>
-      </m:oMath>
-      <w:ins w:id="119" w:author="PR Preview" w:date="2026-01-01T00:00:00Z">
-        <w:r>
-          <w:t xml:space="preserve">,</w:t>
-        </w:r>
-      </w:ins>
-      <w:ins w:id="120" w:author="PR Preview" w:date="2026-01-01T00:00:00Z">
-        <w:r>
-          <w:t xml:space="preserve"> </w:t>
-        </w:r>
-      </w:ins>
-      <w:ins w:id="121" w:author="PR Preview" w:date="2026-01-01T00:00:00Z">
-        <w:r>
-          <w:t xml:space="preserve">and avoids computing</w:t>
-        </w:r>
-      </w:ins>
-      <w:ins w:id="122" w:author="PR Preview" w:date="2026-01-01T00:00:00Z">
-        <w:r>
-          <w:t xml:space="preserve"> </w:t>
-        </w:r>
-      </w:ins>
-      <m:oMath>
-        <m:r>
-          <m:t>α</m:t>
-        </m:r>
-      </m:oMath>
-      <w:ins w:id="123" w:author="PR Preview" w:date="2026-01-01T00:00:00Z">
-        <w:r>
-          <w:t xml:space="preserve"> </w:t>
-        </w:r>
-      </w:ins>
-      <w:ins w:id="124" w:author="PR Preview" w:date="2026-01-01T00:00:00Z">
-        <w:r>
-          <w:t xml:space="preserve">itself,</w:t>
-        </w:r>
-      </w:ins>
-      <w:ins w:id="125" w:author="PR Preview" w:date="2026-01-01T00:00:00Z">
-        <w:r>
-          <w:t xml:space="preserve"> </w:t>
-        </w:r>
-      </w:ins>
-      <w:ins w:id="126" w:author="PR Preview" w:date="2026-01-01T00:00:00Z">
-        <w:r>
-          <w:t xml:space="preserve">which can overflow or underflow.</w:t>
-        </w:r>
-      </w:ins>
-      <w:ins w:id="127" w:author="PR Preview" w:date="2026-01-01T00:00:00Z">
-        <w:r>
-          <w:t xml:space="preserve"> </w:t>
-        </w:r>
-      </w:ins>
-      <w:ins w:id="128" w:author="PR Preview" w:date="2026-01-01T00:00:00Z">
-        <w:r>
-          <w:t xml:space="preserve">Every accepted proposal changes the chain’s value,</w:t>
-        </w:r>
-      </w:ins>
-      <w:ins w:id="129" w:author="PR Preview" w:date="2026-01-01T00:00:00Z">
-        <w:r>
-          <w:t xml:space="preserve"> </w:t>
-        </w:r>
-      </w:ins>
-      <w:ins w:id="130" w:author="PR Preview" w:date="2026-01-01T00:00:00Z">
-        <w:r>
-          <w:t xml:space="preserve">so the fraction of iterations that change estimates the acceptance rate.</w:t>
-        </w:r>
-      </w:ins>
-      <w:ins w:id="131" w:author="PR Preview" w:date="2026-01-01T00:00:00Z">
-        <w:r>
-          <w:t xml:space="preserve"> </w:t>
-        </w:r>
-      </w:ins>
-      <w:ins w:id="132" w:author="PR Preview" w:date="2026-01-01T00:00:00Z">
-        <w:r>
-          <w:t xml:space="preserve">The chain’s sample mean is close to the exact posterior mean</w:t>
-        </w:r>
-      </w:ins>
-      <w:ins w:id="133" w:author="PR Preview" w:date="2026-01-01T00:00:00Z">
-        <w:r>
-          <w:t xml:space="preserve"> </w:t>
-        </w:r>
-      </w:ins>
-      <m:oMath>
-        <m:r>
-          <m:t>56</m:t>
-        </m:r>
-        <m:r>
-          <m:rPr>
-            <m:sty m:val="p"/>
-          </m:rPr>
-          <m:t>/</m:t>
-        </m:r>
-        <m:r>
-          <m:t>93</m:t>
-        </m:r>
-      </m:oMath>
-      <w:ins w:id="134" w:author="PR Preview" w:date="2026-01-01T00:00:00Z">
-        <w:r>
-          <w:t xml:space="preserve">.</w:t>
-        </w:r>
-      </w:ins>
+      <w:r>
+        <w:t xml:space="preserve">.</w:t>
+      </w:r>
     </w:p>
     <w:bookmarkEnd w:id="46"/>
     <w:bookmarkEnd w:id="47"/>
@@ -20552,100 +19877,70 @@
       <w:pPr>
         <w:pStyle w:val="BodyText"/>
       </w:pPr>
-      <w:del w:id="135" w:author="PR Preview" w:date="2026-01-01T00:00:00Z">
-        <w:r>
-          <w:rPr>
-            <w:b/>
-            <w:bCs/>
-          </w:rPr>
-          <w:delText xml:space="preserve">Definition 13 (Potential scale reduction factor)</w:delText>
-        </w:r>
-      </w:del>
-      <w:del w:id="136" w:author="PR Preview" w:date="2026-01-01T00:00:00Z">
-        <w:r>
-          <w:delText xml:space="preserve"> </w:delText>
-        </w:r>
-      </w:del>
-      <w:del w:id="137" w:author="PR Preview" w:date="2026-01-01T00:00:00Z">
-        <w:r>
-          <w:delText xml:space="preserve">Suppose</w:delText>
-        </w:r>
-      </w:del>
-      <w:del w:id="138" w:author="PR Preview" w:date="2026-01-01T00:00:00Z">
-        <w:r>
-          <w:delText xml:space="preserve"> </w:delText>
-        </w:r>
-      </w:del>
+      <w:r>
+        <w:rPr>
+          <w:b/>
+          <w:bCs/>
+        </w:rPr>
+        <w:t xml:space="preserve">Definition 13 (Potential scale reduction factor)</w:t>
+      </w:r>
+      <w:r>
+        <w:t xml:space="preserve"> </w:t>
+      </w:r>
+      <w:r>
+        <w:t xml:space="preserve">Suppose</w:t>
+      </w:r>
+      <w:r>
+        <w:t xml:space="preserve"> </w:t>
+      </w:r>
       <m:oMath>
         <m:r>
           <m:t>m</m:t>
         </m:r>
       </m:oMath>
-      <w:del w:id="139" w:author="PR Preview" w:date="2026-01-01T00:00:00Z">
-        <w:r>
-          <w:delText xml:space="preserve"> </w:delText>
-        </w:r>
-      </w:del>
-      <w:del w:id="140" w:author="PR Preview" w:date="2026-01-01T00:00:00Z">
-        <w:r>
-          <w:delText xml:space="preserve">chains each contribute</w:delText>
-        </w:r>
-      </w:del>
-      <w:del w:id="141" w:author="PR Preview" w:date="2026-01-01T00:00:00Z">
-        <w:r>
-          <w:delText xml:space="preserve"> </w:delText>
-        </w:r>
-      </w:del>
+      <w:r>
+        <w:t xml:space="preserve"> </w:t>
+      </w:r>
+      <w:r>
+        <w:t xml:space="preserve">chains each contribute</w:t>
+      </w:r>
+      <w:r>
+        <w:t xml:space="preserve"> </w:t>
+      </w:r>
       <m:oMath>
         <m:r>
           <m:t>n</m:t>
         </m:r>
       </m:oMath>
-      <w:del w:id="142" w:author="PR Preview" w:date="2026-01-01T00:00:00Z">
-        <w:r>
-          <w:delText xml:space="preserve"> </w:delText>
-        </w:r>
-      </w:del>
-      <w:del w:id="143" w:author="PR Preview" w:date="2026-01-01T00:00:00Z">
-        <w:r>
-          <w:delText xml:space="preserve">draws of a parameter</w:delText>
-        </w:r>
-      </w:del>
-      <w:del w:id="144" w:author="PR Preview" w:date="2026-01-01T00:00:00Z">
-        <w:r>
-          <w:delText xml:space="preserve"> </w:delText>
-        </w:r>
-      </w:del>
+      <w:r>
+        <w:t xml:space="preserve"> </w:t>
+      </w:r>
+      <w:r>
+        <w:t xml:space="preserve">draws of a parameter</w:t>
+      </w:r>
+      <w:r>
+        <w:t xml:space="preserve"> </w:t>
+      </w:r>
       <m:oMath>
         <m:r>
           <m:t>θ</m:t>
         </m:r>
       </m:oMath>
-      <w:del w:id="145" w:author="PR Preview" w:date="2026-01-01T00:00:00Z">
-        <w:r>
-          <w:delText xml:space="preserve"> </w:delText>
-        </w:r>
-      </w:del>
-      <w:del w:id="146" w:author="PR Preview" w:date="2026-01-01T00:00:00Z">
-        <w:r>
-          <w:delText xml:space="preserve">after burn-in,</w:delText>
-        </w:r>
-      </w:del>
-      <w:del w:id="147" w:author="PR Preview" w:date="2026-01-01T00:00:00Z">
-        <w:r>
-          <w:delText xml:space="preserve"> </w:delText>
-        </w:r>
-      </w:del>
-      <w:del w:id="148" w:author="PR Preview" w:date="2026-01-01T00:00:00Z">
-        <w:r>
-          <w:delText xml:space="preserve">with chain means</w:delText>
-        </w:r>
-      </w:del>
-      <w:del w:id="149" w:author="PR Preview" w:date="2026-01-01T00:00:00Z">
-        <w:r>
-          <w:delText xml:space="preserve"> </w:delText>
-        </w:r>
-      </w:del>
+      <w:r>
+        <w:t xml:space="preserve"> </w:t>
+      </w:r>
+      <w:r>
+        <w:t xml:space="preserve">after burn-in,</w:t>
+      </w:r>
+      <w:r>
+        <w:t xml:space="preserve"> </w:t>
+      </w:r>
+      <w:r>
+        <w:t xml:space="preserve">with chain sample means</w:t>
+      </w:r>
+      <w:r>
+        <w:t xml:space="preserve"> </w:t>
+      </w:r>
       <m:oMath>
         <m:sSub>
           <m:e>
@@ -20704,26 +19999,18 @@
           </m:sub>
         </m:sSub>
       </m:oMath>
-      <w:del w:id="150" w:author="PR Preview" w:date="2026-01-01T00:00:00Z">
-        <w:r>
-          <w:delText xml:space="preserve">,</w:delText>
-        </w:r>
-      </w:del>
-      <w:del w:id="151" w:author="PR Preview" w:date="2026-01-01T00:00:00Z">
-        <w:r>
-          <w:delText xml:space="preserve"> </w:delText>
-        </w:r>
-      </w:del>
-      <w:del w:id="152" w:author="PR Preview" w:date="2026-01-01T00:00:00Z">
-        <w:r>
-          <w:delText xml:space="preserve">overall mean</w:delText>
-        </w:r>
-      </w:del>
-      <w:del w:id="153" w:author="PR Preview" w:date="2026-01-01T00:00:00Z">
-        <w:r>
-          <w:delText xml:space="preserve"> </w:delText>
-        </w:r>
-      </w:del>
+      <w:r>
+        <w:t xml:space="preserve">,</w:t>
+      </w:r>
+      <w:r>
+        <w:t xml:space="preserve"> </w:t>
+      </w:r>
+      <w:r>
+        <w:t xml:space="preserve">overall sample mean</w:t>
+      </w:r>
+      <w:r>
+        <w:t xml:space="preserve"> </w:t>
+      </w:r>
       <m:oMath>
         <m:acc>
           <m:accPr>
@@ -20736,26 +20023,18 @@
           </m:e>
         </m:acc>
       </m:oMath>
-      <w:del w:id="154" w:author="PR Preview" w:date="2026-01-01T00:00:00Z">
-        <w:r>
-          <w:delText xml:space="preserve">,</w:delText>
-        </w:r>
-      </w:del>
-      <w:del w:id="155" w:author="PR Preview" w:date="2026-01-01T00:00:00Z">
-        <w:r>
-          <w:delText xml:space="preserve"> </w:delText>
-        </w:r>
-      </w:del>
-      <w:del w:id="156" w:author="PR Preview" w:date="2026-01-01T00:00:00Z">
-        <w:r>
-          <w:delText xml:space="preserve">and within-chain sample variances</w:delText>
-        </w:r>
-      </w:del>
-      <w:del w:id="157" w:author="PR Preview" w:date="2026-01-01T00:00:00Z">
-        <w:r>
-          <w:delText xml:space="preserve"> </w:delText>
-        </w:r>
-      </w:del>
+      <w:r>
+        <w:t xml:space="preserve">,</w:t>
+      </w:r>
+      <w:r>
+        <w:t xml:space="preserve"> </w:t>
+      </w:r>
+      <w:r>
+        <w:t xml:space="preserve">and within-chain sample variances</w:t>
+      </w:r>
+      <w:r>
+        <w:t xml:space="preserve"> </w:t>
+      </w:r>
       <m:oMath>
         <m:sSubSup>
           <m:e>
@@ -20810,299 +20089,15 @@
           </m:sup>
         </m:sSubSup>
       </m:oMath>
-      <w:del w:id="158" w:author="PR Preview" w:date="2026-01-01T00:00:00Z">
-        <w:r>
-          <w:delText xml:space="preserve">.</w:delText>
-        </w:r>
-      </w:del>
-      <w:del w:id="159" w:author="PR Preview" w:date="2026-01-01T00:00:00Z">
-        <w:r>
-          <w:delText xml:space="preserve"> </w:delText>
-        </w:r>
-      </w:del>
-      <w:del w:id="160" w:author="PR Preview" w:date="2026-01-01T00:00:00Z">
-        <w:r>
-          <w:delText xml:space="preserve">Let</w:delText>
-        </w:r>
-      </w:del>
-    </w:p>
-    <w:p>
-      <w:pPr>
-        <w:pStyle w:val="BodyText"/>
-      </w:pPr>
-      <w:ins w:id="161" w:author="PR Preview" w:date="2026-01-01T00:00:00Z">
-        <w:r>
-          <w:rPr>
-            <w:b/>
-            <w:bCs/>
-          </w:rPr>
-          <w:t xml:space="preserve">Definition 13 (Potential scale reduction factor)</w:t>
-        </w:r>
-      </w:ins>
-      <w:ins w:id="162" w:author="PR Preview" w:date="2026-01-01T00:00:00Z">
-        <w:r>
-          <w:t xml:space="preserve"> </w:t>
-        </w:r>
-      </w:ins>
-      <w:ins w:id="163" w:author="PR Preview" w:date="2026-01-01T00:00:00Z">
-        <w:r>
-          <w:t xml:space="preserve">Suppose</w:t>
-        </w:r>
-      </w:ins>
-      <w:ins w:id="164" w:author="PR Preview" w:date="2026-01-01T00:00:00Z">
-        <w:r>
-          <w:t xml:space="preserve"> </w:t>
-        </w:r>
-      </w:ins>
-      <m:oMath>
-        <m:r>
-          <m:t>m</m:t>
-        </m:r>
-      </m:oMath>
-      <w:ins w:id="165" w:author="PR Preview" w:date="2026-01-01T00:00:00Z">
-        <w:r>
-          <w:t xml:space="preserve"> </w:t>
-        </w:r>
-      </w:ins>
-      <w:ins w:id="166" w:author="PR Preview" w:date="2026-01-01T00:00:00Z">
-        <w:r>
-          <w:t xml:space="preserve">chains each contribute</w:t>
-        </w:r>
-      </w:ins>
-      <w:ins w:id="167" w:author="PR Preview" w:date="2026-01-01T00:00:00Z">
-        <w:r>
-          <w:t xml:space="preserve"> </w:t>
-        </w:r>
-      </w:ins>
-      <m:oMath>
-        <m:r>
-          <m:t>n</m:t>
-        </m:r>
-      </m:oMath>
-      <w:ins w:id="168" w:author="PR Preview" w:date="2026-01-01T00:00:00Z">
-        <w:r>
-          <w:t xml:space="preserve"> </w:t>
-        </w:r>
-      </w:ins>
-      <w:ins w:id="169" w:author="PR Preview" w:date="2026-01-01T00:00:00Z">
-        <w:r>
-          <w:t xml:space="preserve">draws of a parameter</w:t>
-        </w:r>
-      </w:ins>
-      <w:ins w:id="170" w:author="PR Preview" w:date="2026-01-01T00:00:00Z">
-        <w:r>
-          <w:t xml:space="preserve"> </w:t>
-        </w:r>
-      </w:ins>
-      <m:oMath>
-        <m:r>
-          <m:t>θ</m:t>
-        </m:r>
-      </m:oMath>
-      <w:ins w:id="171" w:author="PR Preview" w:date="2026-01-01T00:00:00Z">
-        <w:r>
-          <w:t xml:space="preserve"> </w:t>
-        </w:r>
-      </w:ins>
-      <w:ins w:id="172" w:author="PR Preview" w:date="2026-01-01T00:00:00Z">
-        <w:r>
-          <w:t xml:space="preserve">after burn-in,</w:t>
-        </w:r>
-      </w:ins>
-      <w:ins w:id="173" w:author="PR Preview" w:date="2026-01-01T00:00:00Z">
-        <w:r>
-          <w:t xml:space="preserve"> </w:t>
-        </w:r>
-      </w:ins>
-      <w:ins w:id="174" w:author="PR Preview" w:date="2026-01-01T00:00:00Z">
-        <w:r>
-          <w:t xml:space="preserve">with chain sample means</w:t>
-        </w:r>
-      </w:ins>
-      <w:ins w:id="175" w:author="PR Preview" w:date="2026-01-01T00:00:00Z">
-        <w:r>
-          <w:t xml:space="preserve"> </w:t>
-        </w:r>
-      </w:ins>
-      <m:oMath>
-        <m:sSub>
-          <m:e>
-            <m:acc>
-              <m:accPr>
-                <m:chr m:val="‾"/>
-              </m:accPr>
-              <m:e>
-                <m:r>
-                  <m:t>θ</m:t>
-                </m:r>
-              </m:e>
-            </m:acc>
-          </m:e>
-          <m:sub>
-            <m:r>
-              <m:t>1</m:t>
-            </m:r>
-          </m:sub>
-        </m:sSub>
-        <m:r>
-          <m:rPr>
-            <m:sty m:val="p"/>
-          </m:rPr>
-          <m:t>,</m:t>
-        </m:r>
-        <m:r>
-          <m:rPr>
-            <m:sty m:val="p"/>
-          </m:rPr>
-          <m:t>…</m:t>
-        </m:r>
-        <m:r>
-          <m:rPr>
-            <m:sty m:val="p"/>
-          </m:rPr>
-          <m:t>,</m:t>
-        </m:r>
-        <m:sSub>
-          <m:e>
-            <m:acc>
-              <m:accPr>
-                <m:chr m:val="‾"/>
-              </m:accPr>
-              <m:e>
-                <m:r>
-                  <m:t>θ</m:t>
-                </m:r>
-              </m:e>
-            </m:acc>
-          </m:e>
-          <m:sub>
-            <m:r>
-              <m:t>m</m:t>
-            </m:r>
-          </m:sub>
-        </m:sSub>
-      </m:oMath>
-      <w:ins w:id="176" w:author="PR Preview" w:date="2026-01-01T00:00:00Z">
-        <w:r>
-          <w:t xml:space="preserve">,</w:t>
-        </w:r>
-      </w:ins>
-      <w:ins w:id="177" w:author="PR Preview" w:date="2026-01-01T00:00:00Z">
-        <w:r>
-          <w:t xml:space="preserve"> </w:t>
-        </w:r>
-      </w:ins>
-      <w:ins w:id="178" w:author="PR Preview" w:date="2026-01-01T00:00:00Z">
-        <w:r>
-          <w:t xml:space="preserve">overall sample mean</w:t>
-        </w:r>
-      </w:ins>
-      <w:ins w:id="179" w:author="PR Preview" w:date="2026-01-01T00:00:00Z">
-        <w:r>
-          <w:t xml:space="preserve"> </w:t>
-        </w:r>
-      </w:ins>
-      <m:oMath>
-        <m:acc>
-          <m:accPr>
-            <m:chr m:val="‾"/>
-          </m:accPr>
-          <m:e>
-            <m:r>
-              <m:t>θ</m:t>
-            </m:r>
-          </m:e>
-        </m:acc>
-      </m:oMath>
-      <w:ins w:id="180" w:author="PR Preview" w:date="2026-01-01T00:00:00Z">
-        <w:r>
-          <w:t xml:space="preserve">,</w:t>
-        </w:r>
-      </w:ins>
-      <w:ins w:id="181" w:author="PR Preview" w:date="2026-01-01T00:00:00Z">
-        <w:r>
-          <w:t xml:space="preserve"> </w:t>
-        </w:r>
-      </w:ins>
-      <w:ins w:id="182" w:author="PR Preview" w:date="2026-01-01T00:00:00Z">
-        <w:r>
-          <w:t xml:space="preserve">and within-chain sample variances</w:t>
-        </w:r>
-      </w:ins>
-      <w:ins w:id="183" w:author="PR Preview" w:date="2026-01-01T00:00:00Z">
-        <w:r>
-          <w:t xml:space="preserve"> </w:t>
-        </w:r>
-      </w:ins>
-      <m:oMath>
-        <m:sSubSup>
-          <m:e>
-            <m:r>
-              <m:t>s</m:t>
-            </m:r>
-          </m:e>
-          <m:sub>
-            <m:r>
-              <m:t>1</m:t>
-            </m:r>
-          </m:sub>
-          <m:sup>
-            <m:r>
-              <m:t>2</m:t>
-            </m:r>
-          </m:sup>
-        </m:sSubSup>
-        <m:r>
-          <m:rPr>
-            <m:sty m:val="p"/>
-          </m:rPr>
-          <m:t>,</m:t>
-        </m:r>
-        <m:r>
-          <m:rPr>
-            <m:sty m:val="p"/>
-          </m:rPr>
-          <m:t>…</m:t>
-        </m:r>
-        <m:r>
-          <m:rPr>
-            <m:sty m:val="p"/>
-          </m:rPr>
-          <m:t>,</m:t>
-        </m:r>
-        <m:sSubSup>
-          <m:e>
-            <m:r>
-              <m:t>s</m:t>
-            </m:r>
-          </m:e>
-          <m:sub>
-            <m:r>
-              <m:t>m</m:t>
-            </m:r>
-          </m:sub>
-          <m:sup>
-            <m:r>
-              <m:t>2</m:t>
-            </m:r>
-          </m:sup>
-        </m:sSubSup>
-      </m:oMath>
-      <w:ins w:id="184" w:author="PR Preview" w:date="2026-01-01T00:00:00Z">
-        <w:r>
-          <w:t xml:space="preserve">.</w:t>
-        </w:r>
-      </w:ins>
-      <w:ins w:id="185" w:author="PR Preview" w:date="2026-01-01T00:00:00Z">
-        <w:r>
-          <w:t xml:space="preserve"> </w:t>
-        </w:r>
-      </w:ins>
-      <w:ins w:id="186" w:author="PR Preview" w:date="2026-01-01T00:00:00Z">
-        <w:r>
-          <w:t xml:space="preserve">Let</w:t>
-        </w:r>
-      </w:ins>
+      <w:r>
+        <w:t xml:space="preserve">.</w:t>
+      </w:r>
+      <w:r>
+        <w:t xml:space="preserve"> </w:t>
+      </w:r>
+      <w:r>
+        <w:t xml:space="preserve">Let</w:t>
+      </w:r>
     </w:p>
     <w:p>
       <w:pPr>
